--- a/example_articles/race_ethnicity/Multiple/4.race_ethnicity_Multiple_Other_publisher.docx
+++ b/example_articles/race_ethnicity/Multiple/4.race_ethnicity_Multiple_Other_publisher.docx
@@ -36,12 +36,12 @@
     </w:p>
     <w:p>
       <w:r>
-        <w:t>Extracted race/ethnicity: Mixed but unspecified; article references working-class Democrats (no specific race) and separately notes Black voters are 4% of district</w:t>
+        <w:t>Raw race_ethnicity result: Mixed but unspecified; article references working-class Democrats (no specific race) and separately notes Black voters are 4% of district</w:t>
       </w:r>
     </w:p>
     <w:p>
       <w:r>
-        <w:t>Race/Ethnicity (Standardized): Multiple</w:t>
+        <w:t>race_ethnicity_stand_flat (Standardized): Multiple</w:t>
       </w:r>
     </w:p>
     <w:p>

--- a/example_articles/race_ethnicity/Multiple/4.race_ethnicity_Multiple_Other_publisher.docx
+++ b/example_articles/race_ethnicity/Multiple/4.race_ethnicity_Multiple_Other_publisher.docx
@@ -31,17 +31,17 @@
     </w:p>
     <w:p>
       <w:r>
-        <w:t>Source File: Other publishers/Files (500) (29).DOCX</w:t>
+        <w:t>Source file: Other publishers/Files (500) (29).DOCX</w:t>
       </w:r>
     </w:p>
     <w:p>
       <w:r>
-        <w:t>Raw race_ethnicity result: Mixed but unspecified; article references working-class Democrats (no specific race) and separately notes Black voters are 4% of district</w:t>
+        <w:t>Raw race ethnicity result, 'race_ethnicity': Mixed but unspecified; article references working-class Democrats (no specific race) and separately notes Black voters are 4% of district</w:t>
       </w:r>
     </w:p>
     <w:p>
       <w:r>
-        <w:t>race_ethnicity_stand_flat (Standardized): Multiple</w:t>
+        <w:t>Standardized race ethnicity result, 'race_ethnicity_stand_flat': Multiple</w:t>
       </w:r>
     </w:p>
     <w:p>

--- a/example_articles/race_ethnicity/Multiple/4.race_ethnicity_Multiple_Other_publisher.docx
+++ b/example_articles/race_ethnicity/Multiple/4.race_ethnicity_Multiple_Other_publisher.docx
@@ -7,11 +7,7 @@
         <w:pStyle w:val="Heading1"/>
       </w:pPr>
       <w:r>
-        <w:t>THE FIRST LADIES;</w:t>
-        <w:br/>
-        <w:t>'Friendship' bridges cultures;</w:t>
-        <w:br/>
-        <w:t>How they're different, how they're alike</w:t>
+        <w:t>Gulf contribution reflects South's military tradition</w:t>
       </w:r>
     </w:p>
     <w:p>
@@ -21,22 +17,22 @@
     </w:p>
     <w:p>
       <w:r>
-        <w:t>Date: 1990-06-01</w:t>
+        <w:t>Date: 1990-12-12</w:t>
       </w:r>
     </w:p>
     <w:p>
       <w:r>
-        <w:t>Section: NEWS; Pg. 1A; Cover Story</w:t>
+        <w:t>Section: NEWS; Pg. 10A; Statesline</w:t>
       </w:r>
     </w:p>
     <w:p>
       <w:r>
-        <w:t>Source file: Other publishers/Files (500) (29).DOCX</w:t>
+        <w:t>Source file: Other publishers/Files (500) (27).DOCX</w:t>
       </w:r>
     </w:p>
     <w:p>
       <w:r>
-        <w:t>Raw race ethnicity result, 'race_ethnicity': Mixed but unspecified; article references working-class Democrats (no specific race) and separately notes Black voters are 4% of district</w:t>
+        <w:t>Raw race ethnicity result, 'race_ethnicity': Black or African American; White</w:t>
       </w:r>
     </w:p>
     <w:p>
@@ -53,67 +49,55 @@
     </w:p>
     <w:p>
       <w:r>
-        <w:t>Nobody it seems - not even the sometimes prickly Raisa Gorbachev - can dislike first lady Barbara Bush.</w:t>
+        <w:t>A fictional Southerner in Mac Hyman's No Time For Sergeants summed up why he wanted to be in the infantry, nearly 40 years ago:</w:t>
         <w:br/>
-        <w:t>From the moment the Gorbachevs met the Bushes at the White House Thursday, it was clear there's a new relationship emerging between the two first ladies of the world's superpowers. Among signs that times are changing: First dog Millie took to Gorbachev during afternoon tea like, well, an English springer spaniel takes to the outdoors. Bush, in fact, ''said that Mrs. Gorbachev and Millie bonded,'' Bush spokeswoman Anna Perez says, laughing.</w:t>
+        <w:t>''My great-grandpa was under Stonewall Jackson in the Battle of Chancellorsville … and his brother was with Forrest and my Dad … was in the Rainbow Division and I had two brothers in the last war,'' said the character Ben.</w:t>
         <w:br/>
-        <w:t>''Millie sat on Mrs. Gorbachev's foot and she followed her … all over the house'' during tea, Perez adds.</w:t>
+        <w:t>The tradition of fighting Southerners is continuing during the military buildup in the Persian Gulf. States like Mississippi, Louisiana, Tennessee, Alabama, Florida and North Carolina are contributing more than their share of the National Guard and Reserves.</w:t>
         <w:br/>
-        <w:t>The two first ladies - who so far have ''had a great meeting renewing an old friendship,'' Perez says - have a further chance to solidify that relationship. Gorbachev accompanies Bush to Wellesley College today for a commencement address that's attracted more than its share of media interest already. All three major networks will cover their six-minute addresses live at 11: 15 a.m. EDT.</w:t>
+        <w:t>Statistics from the Department of Defense show Southern states lead the rest of the nation in the number of recently activated reservists. By Nov. 25, Alabama, with 3,988 activated reserve troops, had contributed nearly as many reservists to the recent call-up as much more populous California, where 4,050 had been activated.</w:t>
         <w:br/>
-        <w:t>Here's the irony of the visit: Wellesley women have objected to the choice of Bush as their commencement speaker on grounds she hasn't done enough on her own. Soviet women criticize Gorbachev, who holds a doctorate, as too activist and outspoken.</w:t>
+        <w:t>Among the leaders in numbers of activated reserves were: Arkansas, 2,221; Florida, 2,905; Georgia, 3,189; Tennessee, 3,022; South Carolina, 1,844; Louisiana, 2,390; Mississippi, 2,005; and North Carolina, 3,443.</w:t>
         <w:br/>
-        <w:t>By any accounting, the two women have sharply differing styles - Bush's warm, grandmotherly image in stark contrast to Gorbachev's rather imperial brand of new Soviet hip. But Bush and Gorbachev seem to jell as personalities much better than Gorbachev and former first lady Nancy Reagan.</w:t>
+        <w:t>By comparison, New York state, with a population of 17.5 million, contributed 3,065 reserve troops. Pennsylvania, more populous than any Southern state except Florida and Texas, contributed 1,578 out of its 12 million population.</w:t>
         <w:br/>
-        <w:t>During Gorbachev's December 1987 summit visit to Washington, she clearly irritated hostess Reagan: First, she was slow responding to an invitation to tea at the White House, then she asked for a time change; finally, Gorbachev bent the ears of attending guests with a speech on the joys of socialism.</w:t>
+        <w:t>While these figures change daily, the pattern of contributions from individual states isn't likely to change.</w:t>
         <w:br/>
-        <w:t>''I was offended,'' Nancy Reagan recalls in her autobiography My Turn. ''In the circle we moved in, you don't ignore an invitation from the head of state or his wife.''</w:t>
+        <w:t>The lingering small town, rural nature of the South is a major factor in the popularity of the Guard and Reserves in the region, said Rep. G.V. ''Sonny'' Montgomery, D-Miss., a high-ranking member of the House Armed Services Committee and chairman of the House Veterans Affairs Committee.</w:t>
         <w:br/>
-        <w:t>It wasn't the first time Gorbachev has gone her own way.</w:t>
+        <w:t>''It is the small town South,'' said Montgomery, a World War II veteran. ''It hasn't changed. That is the way it was in World War II, Korea and Vietnam.''</w:t>
         <w:br/>
-        <w:t>She began ruffling Soviet feathers even before her husband came to power as Communist Party general secretary in 1985. On a 1984 trip to London, she shocked her fellow Soviets by contradicting her husband in the presence of Prime Minister Margaret Thatcher.</w:t>
+        <w:t>Unlike metropolitan areas where units often struggle to find volunteers, communities in the South jealously seek to get Guard and Reserve units because of their economic boost to the area, Montgomery said. These units become part of the fabric of small-town society, he said.</w:t>
         <w:br/>
-        <w:t>''We are all working class,'' said the Soviet leader. ''No,'' his wife said, ''you are a lawyer.'' Then she enraged Soviets by taking an American Express card on a trip through swanky London stores.</w:t>
+        <w:t>''It is kind of the center of the community, the armory. In the big city, you've got stadiums, coliseums, skating rinks.''</w:t>
         <w:br/>
-        <w:t>It's early, but so far nothing similar has happened on this U.S. visit.</w:t>
+        <w:t>The Persian Gulf crisis has shown the Pentagon's increased dependence on these Guard and Reserve units, which play a larger role today in both support and combat missions than ever before.</w:t>
         <w:br/>
-        <w:t>''The status of women in the Soviet Union is so much different than it is here, it's even hard to think about,'' says Jennie Farley, founder of Cornell University's Women's Studies program and author of Women Workers in 15 Countries.</w:t>
+        <w:t>The Pentagon has no regional breakdown of regular troops that may now be serving in the Persian Gulf.</w:t>
         <w:br/>
-        <w:t>''The whole first lady business is interesting,'' says Farley. ''Let's hope Raisa Gorbachev will not be reviled in her own country for doing things that seem progressive to us.''</w:t>
+        <w:t>But with its large working class and minority population, the South is undoubtedly a major contributor. The Pentagon says that nearly 21% of all its active troops are black. Blacks make up about 13% of the nation's population and are most heavily concentrated in the South.</w:t>
         <w:br/>
-        <w:t>Adds Dauphine Sloan of the Washington-based Center for Strategic and International Studies: In the Soviet Union, ''even though women are part of the working force, their role as mother and housekeeper has remained the same. They not only work full time, they care for the children and cook the food. Mrs. Gorbachev is a very well educated professional, and she's been highly visible. People dislike her because she's visible - and they're not used to it.''</w:t>
+        <w:t>Many of the nation's military bases also are located in the South, where land has traditionally been cheap and the warm weather ideal for training.</w:t>
         <w:br/>
-        <w:t>Soviet citizens didn't like it one bit, for example, when President Gorbachev told NBC's Tom Brokaw in December 1987 that he and his wife ''discuss everything.'' Gorbachev also brought down the ire of Soviet citizens in March, when he said on Soviet TV, ''At our house it's Raisa Maximovna who's the secretary of the party organization.''</w:t>
+        <w:t>''It is a question of training troops in a mild climate and not having to heat large areas,'' said Karl Cocke, historian with the Army's Center for Military History in Washington. ''There is more room there (in the South and Southwest) for training activities.''</w:t>
         <w:br/>
-        <w:t>Conversely, Barbara Bush is often prodded by reporters to say more - on abortion, on equal rights, on disarmament and the death penalty.</w:t>
+        <w:t>The South's traditional patriotism, political conservatism, and economic problems have been reasons why its citizens join the military.</w:t>
         <w:br/>
-        <w:t>She invariably waves away the questions with the disclaimer, ''I'm not the president. Ask him.''</w:t>
+        <w:t>Those are some of the reasons that motivated Sgt. Wayne Morgan, 59, of Nettleton, Miss., a member of the Army National Guard's recently activated 155th Armored Brigade.</w:t>
         <w:br/>
-        <w:t>Still, insiders expect smooth sailing between the two women.</w:t>
+        <w:t>Some join simply out of loyalty to the country, Morgan said. Others join for that reason and because of ''hard times … like when I got in (1974).''</w:t>
         <w:br/>
-        <w:t>''Raisa was told by the Soviets not to get out and behave as she did last time - when she was impertinent,'' says the University of Miami's Jiri Valenta, who this week wound up a mini summit with U.S. and Soviet diplomats and politicians.</w:t>
+        <w:t>Morgan, who worked at a garment factory in 1974, said he joined at least in part because he ''needed the extra income for my home payment.''</w:t>
         <w:br/>
-        <w:t>So far, all has gone according to the Soviet script.</w:t>
+        <w:t xml:space="preserve"> TEXT OF GRAPHIC</w:t>
         <w:br/>
-        <w:t>Gorbachev, in smart red and black suit and black pumps, stood primly by Bush, in mint green and white, at Thursday's dazzling White House arrival ceremony. Bush leaned over to explain parts of the ritual, which included a marching fife and drum corps, a military review and the playing of both national anthems. But Gorbachev never smiled enough to show her teeth. Not even when President Bush mentioned her, saying President Gorbachev had ''brought back Mrs. Gorbachev, (and) that brings joy to all of our hearts.''</w:t>
+        <w:t>Desert Shield reservists</w:t>
         <w:br/>
-        <w:t>Don't think Barbara Bush is a pushover, however. If Gorbachev gets testy, Bush will neither put up with rudeness, nor stoop to it herself, say those who know her.</w:t>
+        <w:t>Total number of reservists - including National Guard units - from each state called into active duty in Operation Desert Shield. The Department of Defense numbers are as of Nov. 25.</w:t>
         <w:br/>
-        <w:t>''She knows how to handle herself,'' says long time Houston friend Mildred Kerr, who graciously lent her name to the Bushes' springer spaniel. ''She'll do everything the way she should do it: be polite but also have fun and enjoy what she's doing. And she'll do the same with Mrs. Gorbachev. She'll try to have her be relaxed. That's one of her main attributes - to get people to relax and laugh.''</w:t>
+        <w:t>Guam &amp; V.I.  0</w:t>
         <w:br/>
-        <w:t>Bush herself proved the point during a tense Nancy Reagan-Raisa Gorbachev luncheon while the Gorbachevs were in New York for his 1988 U.N. address. The three women were standing for a photo, the two first ladies still prickly with one another, when Bush took cheerful charge, asking Gorbachev, ''How do you say 'cheese' in Russian?''</w:t>
-        <w:br/>
-        <w:t>''All three are very strong women,'' says Elaine Crispin, Reagan's former press secretary. She says she ''wouldn't presume to give the first lady (Bush) advice'' on the current visit. ''I think she's going to handle it beautifully.''</w:t>
-        <w:br/>
-        <w:t>On Gorbachev: ''I wouldn't call her difficult. There's always a complication or two when there's a language barrier. And certainly, Mrs. Gorbachev and Mrs. Reagan may have held totally different philosophies.''</w:t>
-        <w:br/>
-        <w:t>The two meet again Monday. Crispin says Nancy Reagan is ''looking forward to seeing the Gorbachevs in California, and says she'd love to show them Santa Barbara and Los Angeles if their schedule permitted. She's looking forward to furthering that relationship.''</w:t>
-        <w:br/>
-        <w:t>This is the third Bush-Gorbachev meeting, and Bush is enjoying it. Says her hair stylist Yves Graux: ''Mrs. Bush is her own person. She doesn't have to worry about competition.''</w:t>
-        <w:br/>
-        <w:t xml:space="preserve"> How they're different, how they're alike </w:t>
-        <w:br/>
-        <w:t>Favorite jewelry Cartier diamond earrings Triple strand faux pearls</w:t>
+        <w:t>Source: Department of Defense</w:t>
         <w:br/>
         <w:br/>
         <w:t>Graphic</w:t>
@@ -121,7 +105,11 @@
         <w:br/>
         <w:t xml:space="preserve"> </w:t>
         <w:br/>
-        <w:t>PHOTO; color, Tim Dillon, USA TODAY (Summit Meetings-1990, Raisa Gorbachev, Barbara Bush)</w:t>
+        <w:t>b/w, Source: Department of Defense; PHOTO; b/w, Fred Bayles, AP</w:t>
+        <w:br/>
+        <w:t xml:space="preserve"> </w:t>
+        <w:br/>
+        <w:t>CUTLINE: GULF GOODBYE: National Guard member Ulysses Calhoun kisses daughter Whitney before leaving South Carolina for Saudi Arabia on Sept. 17.</w:t>
       </w:r>
     </w:p>
     <w:sectPr>

--- a/example_articles/race_ethnicity/Multiple/4.race_ethnicity_Multiple_Other_publisher.docx
+++ b/example_articles/race_ethnicity/Multiple/4.race_ethnicity_Multiple_Other_publisher.docx
@@ -7,7 +7,7 @@
         <w:pStyle w:val="Heading1"/>
       </w:pPr>
       <w:r>
-        <w:t>Gulf contribution reflects South's military tradition</w:t>
+        <w:t>Editorial | For 7th Council District, Democratic Primary; Quinones Sanchez: Clearly superior</w:t>
       </w:r>
     </w:p>
     <w:p>
@@ -17,22 +17,22 @@
     </w:p>
     <w:p>
       <w:r>
-        <w:t>Date: 1990-12-12</w:t>
+        <w:t>Date: 2007-05-09</w:t>
       </w:r>
     </w:p>
     <w:p>
       <w:r>
-        <w:t>Section: NEWS; Pg. 10A; Statesline</w:t>
+        <w:t>Section: EDITORIAL; Inq Opinion &amp; Editorial; Pg. A10</w:t>
       </w:r>
     </w:p>
     <w:p>
       <w:r>
-        <w:t>Source file: Other publishers/Files (500) (27).DOCX</w:t>
+        <w:t>Source file: Other publishers/Files (500) (13).DOCX</w:t>
       </w:r>
     </w:p>
     <w:p>
       <w:r>
-        <w:t>Raw race ethnicity result, 'race_ethnicity': Black or African American; White</w:t>
+        <w:t>Raw race ethnicity result, 'race_ethnicity': White; Hispanic or Latino (implied)</w:t>
       </w:r>
     </w:p>
     <w:p>
@@ -49,67 +49,27 @@
     </w:p>
     <w:p>
       <w:r>
-        <w:t>A fictional Southerner in Mac Hyman's No Time For Sergeants summed up why he wanted to be in the infantry, nearly 40 years ago:</w:t>
+        <w:t>Pity voters in the Seventh City Council District of Philadelphia. They were badly served, then thoroughly embarrassed by former councilman and convicted felon Rick Mariano. Then they got little practical say in who would replace him.</w:t>
         <w:br/>
-        <w:t>''My great-grandpa was under Stonewall Jackson in the Battle of Chancellorsville … and his brother was with Forrest and my Dad … was in the Rainbow Division and I had two brothers in the last war,'' said the character Ben.</w:t>
+        <w:t>The nice thing about democracy is that eventually another election rolls around. When the district's Democratic voters get their say on Tuesday, they'd be well-advised to choose MARIA QUINONES SANCHEZ as their party's nominee.</w:t>
         <w:br/>
-        <w:t>The tradition of fighting Southerners is continuing during the military buildup in the Persian Gulf. States like Mississippi, Louisiana, Tennessee, Alabama, Florida and North Carolina are contributing more than their share of the National Guard and Reserves.</w:t>
+        <w:t xml:space="preserve">Quinones Sanchez has worked as a Council aide and voter registration activist. For four years, she headed ASPIRA, a large Latino educational organization in the city. While there, she founded the city's first bilingual charter school. She's a Hunting Park native who is comfortable at the grassroots, but has the polish to impress in any situation. </w:t>
         <w:br/>
-        <w:t>Statistics from the Department of Defense show Southern states lead the rest of the nation in the number of recently activated reservists. By Nov. 25, Alabama, with 3,988 activated reserve troops, had contributed nearly as many reservists to the recent call-up as much more populous California, where 4,050 had been activated.</w:t>
+        <w:t>She has a solid grasp of the city's tax and fiscal issues, but analyzes them with an eye on how any changes would affect the working-class people of the Seventh District. That's important for a district as diverse as the sprawling Seventh, which has rising neighborhoods that feel the pressures of gentrification, and others that still struggle with the plague of blight.</w:t>
         <w:br/>
-        <w:t>Among the leaders in numbers of activated reserves were: Arkansas, 2,221; Florida, 2,905; Georgia, 3,189; Tennessee, 3,022; South Carolina, 1,844; Louisiana, 2,390; Mississippi, 2,005; and North Carolina, 3,443.</w:t>
+        <w:t>Quinones Sanchez is a clear and innovative thinker on education. She wants the city to stop treating charter schools as zero-sum-game competition for the traditional school system - and to start grasping the potential that charters offer to stabilize neighborhoods.</w:t>
         <w:br/>
-        <w:t>By comparison, New York state, with a population of 17.5 million, contributed 3,065 reserve troops. Pennsylvania, more populous than any Southern state except Florida and Texas, contributed 1,578 out of its 12 million population.</w:t>
+        <w:t>She's also strong on ethical reform.</w:t>
         <w:br/>
-        <w:t>While these figures change daily, the pattern of contributions from individual states isn't likely to change.</w:t>
+        <w:t>How impressive is she? She's the only candidate for City Council whom Gov. Rendell chose to endorse, calling her "smart as a whip."</w:t>
         <w:br/>
-        <w:t>The lingering small town, rural nature of the South is a major factor in the popularity of the Guard and Reserves in the region, said Rep. G.V. ''Sonny'' Montgomery, D-Miss., a high-ranking member of the House Armed Services Committee and chairman of the House Veterans Affairs Committee.</w:t>
+        <w:t>While we're offering sympathy for the abused voters of the Seventh, let's also offer some for the short-time incumbent, Daniel J. Savage, too.</w:t>
         <w:br/>
-        <w:t>''It is the small town South,'' said Montgomery, a World War II veteran. ''It hasn't changed. That is the way it was in World War II, Korea and Vietnam.''</w:t>
+        <w:t>He's an earnest young man who's tried to do well since he was in essence handed the Seventh District seat last year in a closed meeting of Democratic ward leaders. It's not really his fault that he got on to Council through maneuvers that run so counter to the current thirst for political openness and reform. He frankly calls that type of secretive party decision "less than ideal."</w:t>
         <w:br/>
-        <w:t>Unlike metropolitan areas where units often struggle to find volunteers, communities in the South jealously seek to get Guard and Reserve units because of their economic boost to the area, Montgomery said. These units become part of the fabric of small-town society, he said.</w:t>
+        <w:t>By itself, that political history is not enough to disqualify him. But with Quinones Sanchez as an alternative, the history becomes decisive.</w:t>
         <w:br/>
-        <w:t>''It is kind of the center of the community, the armory. In the big city, you've got stadiums, coliseums, skating rinks.''</w:t>
-        <w:br/>
-        <w:t>The Persian Gulf crisis has shown the Pentagon's increased dependence on these Guard and Reserve units, which play a larger role today in both support and combat missions than ever before.</w:t>
-        <w:br/>
-        <w:t>The Pentagon has no regional breakdown of regular troops that may now be serving in the Persian Gulf.</w:t>
-        <w:br/>
-        <w:t>But with its large working class and minority population, the South is undoubtedly a major contributor. The Pentagon says that nearly 21% of all its active troops are black. Blacks make up about 13% of the nation's population and are most heavily concentrated in the South.</w:t>
-        <w:br/>
-        <w:t>Many of the nation's military bases also are located in the South, where land has traditionally been cheap and the warm weather ideal for training.</w:t>
-        <w:br/>
-        <w:t>''It is a question of training troops in a mild climate and not having to heat large areas,'' said Karl Cocke, historian with the Army's Center for Military History in Washington. ''There is more room there (in the South and Southwest) for training activities.''</w:t>
-        <w:br/>
-        <w:t>The South's traditional patriotism, political conservatism, and economic problems have been reasons why its citizens join the military.</w:t>
-        <w:br/>
-        <w:t>Those are some of the reasons that motivated Sgt. Wayne Morgan, 59, of Nettleton, Miss., a member of the Army National Guard's recently activated 155th Armored Brigade.</w:t>
-        <w:br/>
-        <w:t>Some join simply out of loyalty to the country, Morgan said. Others join for that reason and because of ''hard times … like when I got in (1974).''</w:t>
-        <w:br/>
-        <w:t>Morgan, who worked at a garment factory in 1974, said he joined at least in part because he ''needed the extra income for my home payment.''</w:t>
-        <w:br/>
-        <w:t xml:space="preserve"> TEXT OF GRAPHIC</w:t>
-        <w:br/>
-        <w:t>Desert Shield reservists</w:t>
-        <w:br/>
-        <w:t>Total number of reservists - including National Guard units - from each state called into active duty in Operation Desert Shield. The Department of Defense numbers are as of Nov. 25.</w:t>
-        <w:br/>
-        <w:t>Guam &amp; V.I.  0</w:t>
-        <w:br/>
-        <w:t>Source: Department of Defense</w:t>
-        <w:br/>
-        <w:br/>
-        <w:t>Graphic</w:t>
-        <w:br/>
-        <w:br/>
-        <w:t xml:space="preserve"> </w:t>
-        <w:br/>
-        <w:t>b/w, Source: Department of Defense; PHOTO; b/w, Fred Bayles, AP</w:t>
-        <w:br/>
-        <w:t xml:space="preserve"> </w:t>
-        <w:br/>
-        <w:t>CUTLINE: GULF GOODBYE: National Guard member Ulysses Calhoun kisses daughter Whitney before leaving South Carolina for Saudi Arabia on Sept. 17.</w:t>
+        <w:t>The third candidate in the race is Marnie Aument-Loughery, a Kensington resident with a fine record of civic service.</w:t>
       </w:r>
     </w:p>
     <w:sectPr>

--- a/example_articles/race_ethnicity/Multiple/4.race_ethnicity_Multiple_Other_publisher.docx
+++ b/example_articles/race_ethnicity/Multiple/4.race_ethnicity_Multiple_Other_publisher.docx
@@ -7,7 +7,7 @@
         <w:pStyle w:val="Heading1"/>
       </w:pPr>
       <w:r>
-        <w:t>Editorial | For 7th Council District, Democratic Primary; Quinones Sanchez: Clearly superior</w:t>
+        <w:t>'Blitz' tells intimate story on a big canvas</w:t>
       </w:r>
     </w:p>
     <w:p>
@@ -17,22 +17,22 @@
     </w:p>
     <w:p>
       <w:r>
-        <w:t>Date: 2007-05-09</w:t>
+        <w:t>Date: 2024-11-26</w:t>
       </w:r>
     </w:p>
     <w:p>
       <w:r>
-        <w:t>Section: EDITORIAL; Inq Opinion &amp; Editorial; Pg. A10</w:t>
+        <w:t>Section: FEATURES; Pg. D1</w:t>
       </w:r>
     </w:p>
     <w:p>
       <w:r>
-        <w:t>Source file: Other publishers/Files (500) (13).DOCX</w:t>
+        <w:t>Source file: Other publishers/Files (500) (1).DOCX</w:t>
       </w:r>
     </w:p>
     <w:p>
       <w:r>
-        <w:t>Raw race ethnicity result, 'race_ethnicity': White; Hispanic or Latino (implied)</w:t>
+        <w:t>Raw race ethnicity result, 'race_ethnicity': Black or African American; White</w:t>
       </w:r>
     </w:p>
     <w:p>
@@ -49,27 +49,55 @@
     </w:p>
     <w:p>
       <w:r>
-        <w:t>Pity voters in the Seventh City Council District of Philadelphia. They were badly served, then thoroughly embarrassed by former councilman and convicted felon Rick Mariano. Then they got little practical say in who would replace him.</w:t>
+        <w:t>Spoiler alert! The following story contains major plot details about "Blitz" (now streaming on Apple TV+).</w:t>
         <w:br/>
-        <w:t>The nice thing about democracy is that eventually another election rolls around. When the district's Democratic voters get their say on Tuesday, they'd be well-advised to choose MARIA QUINONES SANCHEZ as their party's nominee.</w:t>
+        <w:t>NEW YORK - Saoirse Ronan had no desire to make another World War II drama. But that changed when the "Atonement" actress read "Blitz," which eschews the battlefield for a slice-of-life tale about a working-class mom named Rita (Ronan), who sends her 9-year-old son, George (Elliott Heffernan), away to the countryside to protect him from the German blitzkrieg bombings of London. The film is written and directed by "12 Years a Slave" Oscar winner Steve McQueen. "He took a story that we thought we knew and showed us a completely different side to it," Ronan says. "The fact that he chose to make a mother and child the heart of the movie is so powerful. It's big and explosive, but he also strips it back to these really beautiful, intimate moments." McQueen tells us what's fact and fiction in his latest awards hopeful:</w:t>
         <w:br/>
-        <w:t xml:space="preserve">Quinones Sanchez has worked as a Council aide and voter registration activist. For four years, she headed ASPIRA, a large Latino educational organization in the city. While there, she founded the city's first bilingual charter school. She's a Hunting Park native who is comfortable at the grassroots, but has the polish to impress in any situation. </w:t>
+        <w:t>Were 'Blitz' characters George and Rita real people?</w:t>
         <w:br/>
-        <w:t>She has a solid grasp of the city's tax and fiscal issues, but analyzes them with an eye on how any changes would affect the working-class people of the Seventh District. That's important for a district as diverse as the sprawling Seventh, which has rising neighborhoods that feel the pressures of gentrification, and others that still struggle with the plague of blight.</w:t>
+        <w:t>"Blitz" is a predominantly fictional story, although its characters and events are based on meticulous research. George, for instance, was inspired by a photograph McQueen came across of "a small Black child with this large suitcase, waiting to be evacuated at a railway station," he says. "As soon as I saw that image, I wanted to know what his story was and what would happen to him."</w:t>
         <w:br/>
-        <w:t>Quinones Sanchez is a clear and innovative thinker on education. She wants the city to stop treating charter schools as zero-sum-game competition for the traditional school system - and to start grasping the potential that charters offer to stabilize neighborhoods.</w:t>
+        <w:t>McQueen was never able to identify the boy, but hopes his relatives might come forward as "Blitz" continues to be seen by more audiences.</w:t>
         <w:br/>
-        <w:t>She's also strong on ethical reform.</w:t>
+        <w:t>Rita, meanwhile, was an amalgam of women "who were the backbone of the country," McQueen says. While the men were away fighting, "they were the ones who looked after their elderly parents, evacuated their children and worked in munitions factories. This is the story of these women who have basically never been (represented) in war movies before."</w:t>
         <w:br/>
-        <w:t>How impressive is she? She's the only candidate for City Council whom Gov. Rendell chose to endorse, calling her "smart as a whip."</w:t>
+        <w:t>Did the London subway tunnels flood during World War II?</w:t>
         <w:br/>
-        <w:t>While we're offering sympathy for the abused voters of the Seventh, let's also offer some for the short-time incumbent, Daniel J. Savage, too.</w:t>
+        <w:t>One of the film's most harrowing sequences is the flooding of a London metro station, as George and dozens of others struggle to unlock the exit as waters quickly rise. The scene was inspired by the Balham station disaster in October 1940, which killed at least 64 people.  "There was a bomb that exploded above (ground) and hit a bus, which went into a crevasse and broke a water pipe. That went straight into the underground," McQueen says. Like George in the movie, "there was a 9-year-old boy who actually saved people by pushing through the iron gates."</w:t>
         <w:br/>
-        <w:t>He's an earnest young man who's tried to do well since he was in essence handed the Seventh District seat last year in a closed meeting of Democratic ward leaders. It's not really his fault that he got on to Council through maneuvers that run so counter to the current thirst for political openness and reform. He frankly calls that type of secretive party decision "less than ideal."</w:t>
+        <w:t>McQueen studied first-person testimonies and the drawings of artist Henry Moore, to capture the panic.</w:t>
         <w:br/>
-        <w:t>By itself, that political history is not enough to disqualify him. But with Quinones Sanchez as an alternative, the history becomes decisive.</w:t>
+        <w:t>"To have explosions and children crying and so much choreographed chaos, it was quite triggering," Ronan recalls. "But I didn't want to shy away from that. I wanted to let that take over, because the fear of war is not knowing when it's going to end or if you're going to live another day. What that does to your psyche is like nothing else."</w:t>
         <w:br/>
-        <w:t>The third candidate in the race is Marnie Aument-Loughery, a Kensington resident with a fine record of civic service.</w:t>
+        <w:t>Did people rob corpses during the German blitzkrieg bombings?</w:t>
+        <w:br/>
+        <w:t>There's another disturbing moment in the film when the famed nightclub Café de Paris is bombed by Germans, killing at least 34 people including Ken "Snakehips" Johnson (Devon McKenzie-Smith), a gay Black bandleader. The song "Oh Johnny, Oh Johnny, Oh!," performed by Anita Sinclair (Celeste), was "the actual song being played when the bomb dropped," McQueen says.</w:t>
+        <w:br/>
+        <w:t>In the movie, a group of thieves wander through the rubble, stealing watches and wallets from dead bodies. "It was very important to see the makeup and disparity of London in the midst of the blitz, but also the aftermath where people are (cutting off) fingers to get jewelry," McQueen adds. "Everything we show is based on historical fact."</w:t>
+        <w:br/>
+        <w:t>What is the song Ronan sings</w:t>
+        <w:br/>
+        <w:t>in 'Blitz'?</w:t>
+        <w:br/>
+        <w:t>When she's not working in a factory, Rita is an aspiring singer who performs a handful of jazz and big-band favorites throughout the film, including Fats Waller's "Ain't Misbehavin.'"</w:t>
+        <w:br/>
+        <w:t>She also croons the emotional "Winter Coat," which sounds like a 1940s standard but was written for "Blitz."</w:t>
+        <w:br/>
+        <w:t>"I got my father's winter coat when he died and I always thought it could be a good idea for a song," McQueen recalls.</w:t>
+        <w:br/>
+        <w:t>Rita dedicates the wistful tune to George in a BBC radio performance after he evacuates London: "The idea of putting this coat on, and the presence of someone around your body - it's almost like a hug."</w:t>
+        <w:br/>
+        <w:br/>
+        <w:t>Graphic</w:t>
+        <w:br/>
+        <w:br/>
+        <w:t xml:space="preserve"> </w:t>
+        <w:br/>
+        <w:t>Rita (Saoirse Ronan) aids wartime efforts by working in an arms factory.</w:t>
+        <w:br/>
+        <w:t>photos provided by PARISA TAGHIZADEH/APPLE TV+</w:t>
+        <w:br/>
+        <w:t>George (Elliott Heffernan) ventures to London and seeks shelter in a underground station.</w:t>
       </w:r>
     </w:p>
     <w:sectPr>
